--- a/docs/manuals/docx/06_출퇴근_매뉴얼.docx
+++ b/docs/manuals/docx/06_출퇴근_매뉴얼.docx
@@ -6332,7 +6332,7 @@
                 <w:sz w:val="22"/>
                 <w:szCs w:val="22"/>
               </w:rPr>
-              <w:t xml:space="preserve">직원이 새 시각 + 사유 입력 → 직속 팀장 결재 → 승인 시 기록 정정</w:t>
+              <w:t xml:space="preserve">직원이 새 시각 + 사유 입력 → 직속 팀장 결재 → 승인 시 기록 정정 (⚠ 직원 셀프 정정 요청 UI는 현재 미제공 — 인사담당자가 근태 관리에서 대리 정정, 도입 여부 검토 중)</w:t>
             </w:r>
           </w:p>
         </w:tc>
@@ -10551,15 +10551,15 @@
           <w:szCs w:val="20"/>
           <w:shd w:fill="F2F2F2" w:color="auto" w:val="clear"/>
         </w:rPr>
-        <w:t xml:space="preserve">근태 → 내 근태</w:t>
-      </w:r>
-      <w:r>
-        <w:rPr>
-          <w:rFonts w:ascii="Malgun Gothic" w:cs="Malgun Gothic" w:eastAsia="Malgun Gothic" w:hAnsi="Malgun Gothic"/>
-          <w:sz w:val="22"/>
-          <w:szCs w:val="22"/>
-        </w:rPr>
-        <w:t xml:space="preserve"> 또는 </w:t>
+        <w:t xml:space="preserve">나의 공간 → 출퇴근</w:t>
+      </w:r>
+      <w:r>
+        <w:rPr>
+          <w:rFonts w:ascii="Malgun Gothic" w:cs="Malgun Gothic" w:eastAsia="Malgun Gothic" w:hAnsi="Malgun Gothic"/>
+          <w:sz w:val="22"/>
+          <w:szCs w:val="22"/>
+        </w:rPr>
+        <w:t xml:space="preserve"> (</w:t>
       </w:r>
       <w:r>
         <w:rPr>
@@ -10568,7 +10568,15 @@
           <w:szCs w:val="20"/>
           <w:shd w:fill="F2F2F2" w:color="auto" w:val="clear"/>
         </w:rPr>
-        <w:t xml:space="preserve">프로필 → 근태</w:t>
+        <w:t xml:space="preserve">/attendance</w:t>
+      </w:r>
+      <w:r>
+        <w:rPr>
+          <w:rFonts w:ascii="Malgun Gothic" w:cs="Malgun Gothic" w:eastAsia="Malgun Gothic" w:hAnsi="Malgun Gothic"/>
+          <w:sz w:val="22"/>
+          <w:szCs w:val="22"/>
+        </w:rPr>
+        <w:t xml:space="preserve">)</w:t>
       </w:r>
     </w:p>
     <w:p>
@@ -10768,7 +10776,32 @@
           <w:szCs w:val="20"/>
           <w:shd w:fill="F2F2F2" w:color="auto" w:val="clear"/>
         </w:rPr>
-        <w:t xml:space="preserve">근태 → 팀 근태</w:t>
+        <w:t xml:space="preserve">팀 관리 → 팀 근태/휴가</w:t>
+      </w:r>
+      <w:r>
+        <w:rPr>
+          <w:rFonts w:ascii="Malgun Gothic" w:cs="Malgun Gothic" w:eastAsia="Malgun Gothic" w:hAnsi="Malgun Gothic"/>
+          <w:sz w:val="22"/>
+          <w:szCs w:val="22"/>
+        </w:rPr>
+        <w:t xml:space="preserve"> (</w:t>
+      </w:r>
+      <w:r>
+        <w:rPr>
+          <w:rFonts w:ascii="Consolas" w:cs="Consolas" w:eastAsia="Consolas" w:hAnsi="Consolas"/>
+          <w:sz w:val="20"/>
+          <w:szCs w:val="20"/>
+          <w:shd w:fill="F2F2F2" w:color="auto" w:val="clear"/>
+        </w:rPr>
+        <w:t xml:space="preserve">/attendance/team</w:t>
+      </w:r>
+      <w:r>
+        <w:rPr>
+          <w:rFonts w:ascii="Malgun Gothic" w:cs="Malgun Gothic" w:eastAsia="Malgun Gothic" w:hAnsi="Malgun Gothic"/>
+          <w:sz w:val="22"/>
+          <w:szCs w:val="22"/>
+        </w:rPr>
+        <w:t xml:space="preserve">)</w:t>
       </w:r>
     </w:p>
     <w:p>
@@ -10914,7 +10947,32 @@
           <w:szCs w:val="20"/>
           <w:shd w:fill="F2F2F2" w:color="auto" w:val="clear"/>
         </w:rPr>
-        <w:t xml:space="preserve">근태 → 관리</w:t>
+        <w:t xml:space="preserve">인사 관리 → 근태 관리</w:t>
+      </w:r>
+      <w:r>
+        <w:rPr>
+          <w:rFonts w:ascii="Malgun Gothic" w:cs="Malgun Gothic" w:eastAsia="Malgun Gothic" w:hAnsi="Malgun Gothic"/>
+          <w:sz w:val="22"/>
+          <w:szCs w:val="22"/>
+        </w:rPr>
+        <w:t xml:space="preserve"> (</w:t>
+      </w:r>
+      <w:r>
+        <w:rPr>
+          <w:rFonts w:ascii="Consolas" w:cs="Consolas" w:eastAsia="Consolas" w:hAnsi="Consolas"/>
+          <w:sz w:val="20"/>
+          <w:szCs w:val="20"/>
+          <w:shd w:fill="F2F2F2" w:color="auto" w:val="clear"/>
+        </w:rPr>
+        <w:t xml:space="preserve">/attendance/admin</w:t>
+      </w:r>
+      <w:r>
+        <w:rPr>
+          <w:rFonts w:ascii="Malgun Gothic" w:cs="Malgun Gothic" w:eastAsia="Malgun Gothic" w:hAnsi="Malgun Gothic"/>
+          <w:sz w:val="22"/>
+          <w:szCs w:val="22"/>
+        </w:rPr>
+        <w:t xml:space="preserve">)</w:t>
       </w:r>
     </w:p>
     <w:p>
@@ -11154,15 +11212,15 @@
           <w:szCs w:val="20"/>
           <w:shd w:fill="F2F2F2" w:color="auto" w:val="clear"/>
         </w:rPr>
-        <w:t xml:space="preserve">근태 → 교대 캘린더</w:t>
-      </w:r>
-      <w:r>
-        <w:rPr>
-          <w:rFonts w:ascii="Malgun Gothic" w:cs="Malgun Gothic" w:eastAsia="Malgun Gothic" w:hAnsi="Malgun Gothic"/>
-          <w:sz w:val="22"/>
-          <w:szCs w:val="22"/>
-        </w:rPr>
-        <w:t xml:space="preserve"> 또는 </w:t>
+        <w:t xml:space="preserve">인사 관리 → 근태 관리</w:t>
+      </w:r>
+      <w:r>
+        <w:rPr>
+          <w:rFonts w:ascii="Malgun Gothic" w:cs="Malgun Gothic" w:eastAsia="Malgun Gothic" w:hAnsi="Malgun Gothic"/>
+          <w:sz w:val="22"/>
+          <w:szCs w:val="22"/>
+        </w:rPr>
+        <w:t xml:space="preserve"> 상단의 [교대 캘린더]/[교대 근무표] 버튼 (</w:t>
       </w:r>
       <w:r>
         <w:rPr>
@@ -11171,7 +11229,32 @@
           <w:szCs w:val="20"/>
           <w:shd w:fill="F2F2F2" w:color="auto" w:val="clear"/>
         </w:rPr>
-        <w:t xml:space="preserve">근태 → 교대 일정</w:t>
+        <w:t xml:space="preserve">/attendance/shift-calendar</w:t>
+      </w:r>
+      <w:r>
+        <w:rPr>
+          <w:rFonts w:ascii="Malgun Gothic" w:cs="Malgun Gothic" w:eastAsia="Malgun Gothic" w:hAnsi="Malgun Gothic"/>
+          <w:sz w:val="22"/>
+          <w:szCs w:val="22"/>
+        </w:rPr>
+        <w:t xml:space="preserve"> · </w:t>
+      </w:r>
+      <w:r>
+        <w:rPr>
+          <w:rFonts w:ascii="Consolas" w:cs="Consolas" w:eastAsia="Consolas" w:hAnsi="Consolas"/>
+          <w:sz w:val="20"/>
+          <w:szCs w:val="20"/>
+          <w:shd w:fill="F2F2F2" w:color="auto" w:val="clear"/>
+        </w:rPr>
+        <w:t xml:space="preserve">/attendance/shift-roster</w:t>
+      </w:r>
+      <w:r>
+        <w:rPr>
+          <w:rFonts w:ascii="Malgun Gothic" w:cs="Malgun Gothic" w:eastAsia="Malgun Gothic" w:hAnsi="Malgun Gothic"/>
+          <w:sz w:val="22"/>
+          <w:szCs w:val="22"/>
+        </w:rPr>
+        <w:t xml:space="preserve">)</w:t>
       </w:r>
     </w:p>
     <w:p>
